--- a/PermakovMaksim/Практика 7/Практика 7.docx
+++ b/PermakovMaksim/Практика 7/Практика 7.docx
@@ -27,7 +27,13 @@
         <w:rPr>
           <w:rFonts w:ascii="Times New Roman" w:hAnsi="Times New Roman" w:cs="Times New Roman"/>
         </w:rPr>
-        <w:t>Практика 6</w:t>
+        <w:t xml:space="preserve">Практика </w:t>
+      </w:r>
+      <w:r>
+        <w:rPr>
+          <w:rFonts w:ascii="Times New Roman" w:hAnsi="Times New Roman" w:cs="Times New Roman"/>
+        </w:rPr>
+        <w:t>7</w:t>
       </w:r>
     </w:p>
     <w:p>
@@ -41,7 +47,32 @@
         <w:rPr>
           <w:rFonts w:ascii="Times New Roman" w:hAnsi="Times New Roman" w:cs="Times New Roman"/>
         </w:rPr>
-        <w:t>Дата: 28.09.2026</w:t>
+        <w:t xml:space="preserve">Дата: </w:t>
+      </w:r>
+      <w:r>
+        <w:rPr>
+          <w:rFonts w:ascii="Times New Roman" w:hAnsi="Times New Roman" w:cs="Times New Roman"/>
+        </w:rPr>
+        <w:t>05</w:t>
+      </w:r>
+      <w:r>
+        <w:rPr>
+          <w:rFonts w:ascii="Times New Roman" w:hAnsi="Times New Roman" w:cs="Times New Roman"/>
+        </w:rPr>
+        <w:t>.</w:t>
+      </w:r>
+      <w:r>
+        <w:rPr>
+          <w:rFonts w:ascii="Times New Roman" w:hAnsi="Times New Roman" w:cs="Times New Roman"/>
+          <w:lang w:val="en-US"/>
+        </w:rPr>
+        <w:t>10</w:t>
+      </w:r>
+      <w:r>
+        <w:rPr>
+          <w:rFonts w:ascii="Times New Roman" w:hAnsi="Times New Roman" w:cs="Times New Roman"/>
+        </w:rPr>
+        <w:t>.2026</w:t>
       </w:r>
     </w:p>
     <w:p>
@@ -658,6 +689,7 @@
       <w:pPr>
         <w:rPr>
           <w:rFonts w:ascii="Times New Roman" w:hAnsi="Times New Roman" w:cs="Times New Roman"/>
+          <w:lang w:val="en-US"/>
         </w:rPr>
       </w:pPr>
       <w:r>
@@ -668,13 +700,30 @@
       </w:r>
     </w:p>
     <w:p>
-      <w:r>
+      <w:pPr>
+        <w:rPr>
+          <w:lang w:val="en-US"/>
+        </w:rPr>
+      </w:pPr>
+      <w:bookmarkStart w:id="0" w:name="_GoBack"/>
+      <w:bookmarkEnd w:id="0"/>
+    </w:p>
+    <w:p>
+      <w:pPr>
+        <w:rPr>
+          <w:lang w:val="en-US"/>
+        </w:rPr>
+      </w:pPr>
+      <w:r>
+        <w:rPr>
+          <w:noProof/>
+        </w:rPr>
         <w:lastRenderedPageBreak/>
         <w:drawing>
-          <wp:inline distT="0" distB="0" distL="0" distR="0" wp14:anchorId="5D54E776" wp14:editId="3F4B7574">
-            <wp:extent cx="5940425" cy="5077166"/>
-            <wp:effectExtent l="0" t="0" r="3175" b="9525"/>
-            <wp:docPr id="1" name="Рисунок 1"/>
+          <wp:inline distT="0" distB="0" distL="0" distR="0" wp14:anchorId="40643DB7" wp14:editId="0B8D6261">
+            <wp:extent cx="5940425" cy="2285062"/>
+            <wp:effectExtent l="0" t="0" r="3175" b="1270"/>
+            <wp:docPr id="3" name="Рисунок 3"/>
             <wp:cNvGraphicFramePr>
               <a:graphicFrameLocks xmlns:a="http://schemas.openxmlformats.org/drawingml/2006/main" noChangeAspect="1"/>
             </wp:cNvGraphicFramePr>
@@ -694,7 +743,7 @@
                   <pic:spPr>
                     <a:xfrm>
                       <a:off x="0" y="0"/>
-                      <a:ext cx="5940425" cy="5077166"/>
+                      <a:ext cx="5940425" cy="2285062"/>
                     </a:xfrm>
                     <a:prstGeom prst="rect">
                       <a:avLst/>
@@ -706,14 +755,15 @@
           </wp:inline>
         </w:drawing>
       </w:r>
-    </w:p>
-    <w:p>
-      <w:r>
+      <w:r>
+        <w:rPr>
+          <w:noProof/>
+        </w:rPr>
         <w:drawing>
-          <wp:inline distT="0" distB="0" distL="0" distR="0" wp14:anchorId="46550E43" wp14:editId="52D5F7F6">
-            <wp:extent cx="5940425" cy="3052063"/>
+          <wp:inline distT="0" distB="0" distL="0" distR="0" wp14:anchorId="2CA06AD6" wp14:editId="6098683D">
+            <wp:extent cx="5940425" cy="3278913"/>
             <wp:effectExtent l="0" t="0" r="3175" b="0"/>
-            <wp:docPr id="2" name="Рисунок 2"/>
+            <wp:docPr id="4" name="Рисунок 4"/>
             <wp:cNvGraphicFramePr>
               <a:graphicFrameLocks xmlns:a="http://schemas.openxmlformats.org/drawingml/2006/main" noChangeAspect="1"/>
             </wp:cNvGraphicFramePr>
@@ -733,87 +783,6 @@
                   <pic:spPr>
                     <a:xfrm>
                       <a:off x="0" y="0"/>
-                      <a:ext cx="5940425" cy="3052063"/>
-                    </a:xfrm>
-                    <a:prstGeom prst="rect">
-                      <a:avLst/>
-                    </a:prstGeom>
-                  </pic:spPr>
-                </pic:pic>
-              </a:graphicData>
-            </a:graphic>
-          </wp:inline>
-        </w:drawing>
-      </w:r>
-    </w:p>
-    <w:p>
-      <w:pPr>
-        <w:rPr>
-          <w:lang w:val="en-US"/>
-        </w:rPr>
-      </w:pPr>
-      <w:r>
-        <w:drawing>
-          <wp:inline distT="0" distB="0" distL="0" distR="0" wp14:anchorId="40643DB7" wp14:editId="0B8D6261">
-            <wp:extent cx="5940425" cy="2285062"/>
-            <wp:effectExtent l="0" t="0" r="3175" b="1270"/>
-            <wp:docPr id="3" name="Рисунок 3"/>
-            <wp:cNvGraphicFramePr>
-              <a:graphicFrameLocks xmlns:a="http://schemas.openxmlformats.org/drawingml/2006/main" noChangeAspect="1"/>
-            </wp:cNvGraphicFramePr>
-            <a:graphic xmlns:a="http://schemas.openxmlformats.org/drawingml/2006/main">
-              <a:graphicData uri="http://schemas.openxmlformats.org/drawingml/2006/picture">
-                <pic:pic xmlns:pic="http://schemas.openxmlformats.org/drawingml/2006/picture">
-                  <pic:nvPicPr>
-                    <pic:cNvPr id="0" name=""/>
-                    <pic:cNvPicPr/>
-                  </pic:nvPicPr>
-                  <pic:blipFill>
-                    <a:blip r:embed="rId8"/>
-                    <a:stretch>
-                      <a:fillRect/>
-                    </a:stretch>
-                  </pic:blipFill>
-                  <pic:spPr>
-                    <a:xfrm>
-                      <a:off x="0" y="0"/>
-                      <a:ext cx="5940425" cy="2285062"/>
-                    </a:xfrm>
-                    <a:prstGeom prst="rect">
-                      <a:avLst/>
-                    </a:prstGeom>
-                  </pic:spPr>
-                </pic:pic>
-              </a:graphicData>
-            </a:graphic>
-          </wp:inline>
-        </w:drawing>
-      </w:r>
-      <w:r>
-        <w:drawing>
-          <wp:inline distT="0" distB="0" distL="0" distR="0" wp14:anchorId="2CA06AD6" wp14:editId="6098683D">
-            <wp:extent cx="5940425" cy="3278913"/>
-            <wp:effectExtent l="0" t="0" r="3175" b="0"/>
-            <wp:docPr id="4" name="Рисунок 4"/>
-            <wp:cNvGraphicFramePr>
-              <a:graphicFrameLocks xmlns:a="http://schemas.openxmlformats.org/drawingml/2006/main" noChangeAspect="1"/>
-            </wp:cNvGraphicFramePr>
-            <a:graphic xmlns:a="http://schemas.openxmlformats.org/drawingml/2006/main">
-              <a:graphicData uri="http://schemas.openxmlformats.org/drawingml/2006/picture">
-                <pic:pic xmlns:pic="http://schemas.openxmlformats.org/drawingml/2006/picture">
-                  <pic:nvPicPr>
-                    <pic:cNvPr id="0" name=""/>
-                    <pic:cNvPicPr/>
-                  </pic:nvPicPr>
-                  <pic:blipFill>
-                    <a:blip r:embed="rId9"/>
-                    <a:stretch>
-                      <a:fillRect/>
-                    </a:stretch>
-                  </pic:blipFill>
-                  <pic:spPr>
-                    <a:xfrm>
-                      <a:off x="0" y="0"/>
                       <a:ext cx="5940425" cy="3278913"/>
                     </a:xfrm>
                     <a:prstGeom prst="rect">
@@ -826,8 +795,6 @@
           </wp:inline>
         </w:drawing>
       </w:r>
-      <w:bookmarkStart w:id="0" w:name="_GoBack"/>
-      <w:bookmarkEnd w:id="0"/>
     </w:p>
     <w:sectPr>
       <w:pgSz w:w="11906" w:h="16838"/>
